--- a/aura-documents/output/word/05-client-forms/02-health-questionnaire.docx
+++ b/aura-documents/output/word/05-client-forms/02-health-questionnaire.docx
@@ -30,7 +30,7 @@
           <w:color w:val="7A6753"/>
           <w:sz w:val="16"/>
         </w:rPr>
-        <w:t xml:space="preserve">Document No. AUR-FRM-02 · Version 0.1 (Draft) · Owner: Clinical Lead · Effective: </w:t>
+        <w:t xml:space="preserve">Document No. AUR-FRM-02 · Version 0.2 (Draft) · Owner: General Manager · Effective: </w:t>
       </w:r>
       <w:r>
         <w:rPr>
@@ -55,7 +55,7 @@
           <w:color w:val="4A3A2C"/>
           <w:sz w:val="20"/>
         </w:rPr>
-        <w:t>Our modalities are wellness services designed to support how you feel and function. They are not a substitute for medical care. Your honest answers help your Host choose modalities that are right for you today, and help us flag anything that warrants a conversation with your doctor.</w:t>
+        <w:t>Our modalities are wellness services designed to support how you feel and function. They are not a substitute for medical care. Your honest answers help your Healer and Host choose modalities that are right for you today, and help us flag anything that warrants a conversation with your doctor.</w:t>
       </w:r>
     </w:p>
     <w:p>
@@ -3038,6 +3038,92 @@
           </w:p>
         </w:tc>
       </w:tr>
+      <w:tr>
+        <w:tc>
+          <w:tcPr>
+            <w:tcW w:type="dxa" w:w="2353"/>
+            <w:shd w:val="clear" w:color="auto" w:fill="FBF5EE"/>
+          </w:tcPr>
+          <w:p>
+            <w:pPr>
+              <w:spacing w:before="40" w:after="40" w:line="276" w:lineRule="auto"/>
+            </w:pPr>
+            <w:r>
+              <w:rPr>
+                <w:rFonts w:ascii="Jost" w:hAnsi="Jost" w:cs="Jost" w:eastAsia="Jost"/>
+                <w:b w:val="0"/>
+                <w:i w:val="0"/>
+                <w:color w:val="4A3A2C"/>
+                <w:sz w:val="17"/>
+              </w:rPr>
+              <w:t>Tinnitus, hearing aids or sensitivity to loud sound or vibration</w:t>
+            </w:r>
+          </w:p>
+        </w:tc>
+        <w:tc>
+          <w:tcPr>
+            <w:tcW w:type="dxa" w:w="2353"/>
+            <w:shd w:val="clear" w:color="auto" w:fill="FBF5EE"/>
+          </w:tcPr>
+          <w:p>
+            <w:pPr>
+              <w:spacing w:before="40" w:after="40" w:line="276" w:lineRule="auto"/>
+            </w:pPr>
+            <w:r>
+              <w:rPr>
+                <w:rFonts w:ascii="Jost" w:hAnsi="Jost" w:cs="Jost" w:eastAsia="Jost"/>
+                <w:b w:val="0"/>
+                <w:i w:val="0"/>
+                <w:color w:val="4A3A2C"/>
+                <w:sz w:val="17"/>
+              </w:rPr>
+              <w:t>☐</w:t>
+            </w:r>
+          </w:p>
+        </w:tc>
+        <w:tc>
+          <w:tcPr>
+            <w:tcW w:type="dxa" w:w="2353"/>
+            <w:shd w:val="clear" w:color="auto" w:fill="FBF5EE"/>
+          </w:tcPr>
+          <w:p>
+            <w:pPr>
+              <w:spacing w:before="40" w:after="40" w:line="276" w:lineRule="auto"/>
+            </w:pPr>
+            <w:r>
+              <w:rPr>
+                <w:rFonts w:ascii="Jost" w:hAnsi="Jost" w:cs="Jost" w:eastAsia="Jost"/>
+                <w:b w:val="0"/>
+                <w:i w:val="0"/>
+                <w:color w:val="4A3A2C"/>
+                <w:sz w:val="17"/>
+              </w:rPr>
+              <w:t>☐</w:t>
+            </w:r>
+          </w:p>
+        </w:tc>
+        <w:tc>
+          <w:tcPr>
+            <w:tcW w:type="dxa" w:w="2353"/>
+            <w:shd w:val="clear" w:color="auto" w:fill="FBF5EE"/>
+          </w:tcPr>
+          <w:p>
+            <w:pPr>
+              <w:spacing w:before="40" w:after="40" w:line="276" w:lineRule="auto"/>
+            </w:pPr>
+            <w:r>
+              <w:rPr>
+                <w:rFonts w:ascii="Jost" w:hAnsi="Jost" w:cs="Jost" w:eastAsia="Jost"/>
+                <w:b w:val="0"/>
+                <w:i w:val="0"/>
+                <w:color w:val="4A3A2C"/>
+                <w:sz w:val="17"/>
+              </w:rPr>
+              <w:t>__________</w:t>
+            </w:r>
+          </w:p>
+        </w:tc>
+      </w:tr>
     </w:tbl>
     <w:p>
       <w:pPr>
@@ -6063,7 +6149,7 @@
                 <w:color w:val="4A3A2C"/>
                 <w:sz w:val="17"/>
               </w:rPr>
-              <w:t>Epsom salt / magnesium sulphate or other salts</w:t>
+              <w:t>Salt or salt-air sensitivity (salt cabin)</w:t>
             </w:r>
           </w:p>
         </w:tc>
@@ -6953,7 +7039,27 @@
                 <w:color w:val="4A3A2C"/>
                 <w:sz w:val="17"/>
               </w:rPr>
-              <w:t>☐ I consent to The Aura contacting my doctor if a Host or the Clinical Lead needs clarification.</w:t>
+              <w:t xml:space="preserve">☐ I consent to The Aura contacting my doctor if a Host, Healer or the </w:t>
+            </w:r>
+            <w:r>
+              <w:rPr>
+                <w:rFonts w:ascii="Jost" w:hAnsi="Jost" w:cs="Jost" w:eastAsia="Jost"/>
+                <w:b w:val="0"/>
+                <w:i w:val="0"/>
+                <w:color w:val="A6754C"/>
+                <w:sz w:val="17"/>
+              </w:rPr>
+              <w:t>[Medical Director named on the licence]</w:t>
+            </w:r>
+            <w:r>
+              <w:rPr>
+                <w:rFonts w:ascii="Jost" w:hAnsi="Jost" w:cs="Jost" w:eastAsia="Jost"/>
+                <w:b w:val="0"/>
+                <w:i w:val="0"/>
+                <w:color w:val="4A3A2C"/>
+                <w:sz w:val="17"/>
+              </w:rPr>
+              <w:t xml:space="preserve"> needs clarification.</w:t>
             </w:r>
           </w:p>
         </w:tc>
@@ -7519,7 +7625,7 @@
                 <w:color w:val="4A3A2C"/>
                 <w:sz w:val="17"/>
               </w:rPr>
-              <w:t>Referred to Clinical Lead</w:t>
+              <w:t>Shared with Healer for first-visit consultation</w:t>
             </w:r>
           </w:p>
         </w:tc>
@@ -7562,6 +7668,59 @@
                 <w:color w:val="4A3A2C"/>
                 <w:sz w:val="17"/>
               </w:rPr>
+              <w:t xml:space="preserve">Escalated to General Manager / </w:t>
+            </w:r>
+            <w:r>
+              <w:rPr>
+                <w:rFonts w:ascii="Jost" w:hAnsi="Jost" w:cs="Jost" w:eastAsia="Jost"/>
+                <w:b w:val="0"/>
+                <w:i w:val="0"/>
+                <w:color w:val="A6754C"/>
+                <w:sz w:val="17"/>
+              </w:rPr>
+              <w:t>[Medical Director named on the licence]</w:t>
+            </w:r>
+          </w:p>
+        </w:tc>
+        <w:tc>
+          <w:tcPr>
+            <w:tcW w:type="dxa" w:w="4706"/>
+          </w:tcPr>
+          <w:p>
+            <w:pPr>
+              <w:spacing w:before="40" w:after="40" w:line="276" w:lineRule="auto"/>
+            </w:pPr>
+            <w:r>
+              <w:rPr>
+                <w:rFonts w:ascii="Jost" w:hAnsi="Jost" w:cs="Jost" w:eastAsia="Jost"/>
+                <w:b w:val="0"/>
+                <w:i w:val="0"/>
+                <w:color w:val="4A3A2C"/>
+                <w:sz w:val="17"/>
+              </w:rPr>
+              <w:t>☐ Yes ☐ No</w:t>
+            </w:r>
+          </w:p>
+        </w:tc>
+      </w:tr>
+      <w:tr>
+        <w:tc>
+          <w:tcPr>
+            <w:tcW w:type="dxa" w:w="4706"/>
+            <w:shd w:val="clear" w:color="auto" w:fill="FBF5EE"/>
+          </w:tcPr>
+          <w:p>
+            <w:pPr>
+              <w:spacing w:before="40" w:after="40" w:line="276" w:lineRule="auto"/>
+            </w:pPr>
+            <w:r>
+              <w:rPr>
+                <w:rFonts w:ascii="Jost" w:hAnsi="Jost" w:cs="Jost" w:eastAsia="Jost"/>
+                <w:b w:val="0"/>
+                <w:i w:val="0"/>
+                <w:color w:val="4A3A2C"/>
+                <w:sz w:val="17"/>
+              </w:rPr>
               <w:t>Host signature / date</w:t>
             </w:r>
           </w:p>
@@ -7569,6 +7728,7 @@
         <w:tc>
           <w:tcPr>
             <w:tcW w:type="dxa" w:w="4706"/>
+            <w:shd w:val="clear" w:color="auto" w:fill="FBF5EE"/>
           </w:tcPr>
           <w:p>
             <w:pPr>
